--- a/rapports/16_02_2026/GNING/coh_EQ32_sup_131201010010.docx
+++ b/rapports/16_02_2026/GNING/coh_EQ32_sup_131201010010.docx
@@ -25,7 +25,7 @@
         <w:br/>
         <w:t>Grappe: 131201010010</w:t>
         <w:br/>
-        <w:t>Date: 16/02/2026 a 12:41</w:t>
+        <w:t>Date: 16/02/2026 a 12:58</w:t>
       </w:r>
     </w:p>
     <w:p/>
@@ -5592,7 +5592,7 @@
         </w:rPr>
         <w:t xml:space="preserve">- Incohérence!! L'entreprise elevage de poule dit avoir réçu une somme sur la revente de ces marchandises achetées et revendues en état (s10q46 est differnt de 0) mais n'a depensé aucune somme sur l'achat des marchandises revendues en état (s10q47==0), prière de fournir plus d'effort pour estimer le montant obtenu sur la depense de ces marchandises achetées et revendues en état. Incoherence! Dans le ménage de ISSAGA SIDIBE il y a un membre qui detient l'entreprise elevage de poule qui semble être de l'agriculture ou de l'élévage, prière de bien classer la nomenclature de l'entreprise s'il ne s'agit pas de l'agriculture ou de l'élévage. S'il s'agit de l'agriculture ou l'élévage prière d'enlever cette entreprise (elevage de poule) dans la section 10 et ajouter soit dans la section agriculture ou l'élévage pour éviter le double compte ou incomprehension. </w:t>
         <w:br/>
-        <w:t>- Le montant obtenus sur les services rendus par l'entreprise il fait la vente de matetiel au cours des 30 derniers jours ou durant le dernier mois où l'entreprise a fonctionné n'a pas été renseigné, prière de mettre de 0 si l'entreprise n'a pas rendu de service. Prière de renseigner les montants dans les champs (s10q46 s10q47 s10q48 s10q49 s10q50 s10q51 s10q52 s10q53 s10q54 s10q55 s10q56 s10q57), mettre 0 si l'entreprise il fait la vente de matetiel n'a pas effectué des dépenses ou faire des reventes des marchandises ou des produits ou rendre de service.Cette entreprise il fait la vente de matetiel dit avoir obtenu une valeur sur les marchandises vendu en etat, les marchandises vendu après transformation et les services rendus. Prière de corriger. Cette entreprise il fait la vente de matetiel dit avoir obtenu une valeur sur les marchandises vendu en etat et les marchandises vendu après transformation. L'entreprise il fait la vente de matetiel est généralement une entreprise commerciale ou de service dont elle ne depense pas en achat de matières premières.Elle ne transforme pas de produit donc ne peut pas obtenir un montant sur la vente des produits transformés (10.48 ou 10.49). Prière de mettre 0 pour ces questions si elles ne font pas de transformation. La main d'oeuvre familiale pour MAMADOU YAYA SIDIBE ayant travaillé dans cette entreprise il fait la vente de matetiel aucours des 12 derniers mois n'est pas renseigner. Prière de reneigner toutes les informations qui lui concerne. La main d'oeuvre sariale de MAMADOU YAYA SIDIBE ayant travaillé dans cette entreprise il fait la vente de matetiel aucours des 30 derniers jours n'est pas renseigner. Prière de reneigner toutes les informations qui lui concerne.</w:t>
+        <w:t>- Le montant obtenus sur les services rendus par l'entreprise il fait la vente de matetiel au cours des 30 derniers jours ou durant le dernier mois où l'entreprise a fonctionné n'a pas été renseigné, prière de mettre de 0 si l'entreprise n'a pas rendu de service. Prière de renseigner les montants dans les champs (s10q46 s10q47 s10q48 s10q49 s10q50 s10q51 s10q52 s10q53 s10q54 s10q55 s10q56 s10q57), mettre 0 si l'entreprise il fait la vente de matetiel n'a pas effectué des dépenses ou faire des reventes des marchandises ou des produits ou rendre de service.Cette entreprise il fait la vente de matetiel dit avoir obtenu une valeur sur les marchandises vendu en etat, les marchandises vendu après transformation et les services rendus. Prière de corriger. Cette entreprise il fait la vente de matetiel dit avoir obtenu une valeur sur les marchandises vendu en etat et les marchandises vendu après transformation. L'entreprise il fait la vente de matetiel est généralement une entreprise commerciale ou de service dont elle ne depense pas en achat de matières premières.Elle ne transforme pas de produit donc ne peut pas obtenir un montant sur la vente des produits transformés (10.48 ou 10.49). Prière de mettre 0 pour ces questions si elles ne font pas de transformation. La main d'oeuvre familiale pour THOBO KEITA ayant travaillé dans cette entreprise il fait la vente de matetiel aucours des 12 derniers mois n'est pas renseigner. Prière de reneigner toutes les informations qui lui concerne. La main d'oeuvre sariale de THOBO KEITA ayant travaillé dans cette entreprise il fait la vente de matetiel aucours des 30 derniers jours n'est pas renseigner. Prière de reneigner toutes les informations qui lui concerne.</w:t>
       </w:r>
     </w:p>
     <w:p>

--- a/rapports/16_02_2026/GNING/coh_EQ32_sup_131201010010.docx
+++ b/rapports/16_02_2026/GNING/coh_EQ32_sup_131201010010.docx
@@ -25,7 +25,7 @@
         <w:br/>
         <w:t>Grappe: 131201010010</w:t>
         <w:br/>
-        <w:t>Date: 16/02/2026 a 12:58</w:t>
+        <w:t>Date: 16/02/2026 a 13:05</w:t>
       </w:r>
     </w:p>
     <w:p/>
@@ -985,7 +985,7 @@
         <w:rPr>
           <w:sz w:val="20"/>
         </w:rPr>
-        <w:t>- Avertissement!!! Le ménage a consommé 36 Gousse Petit de Ail, cette quantité semble anormale pour une consommation des 7 derniers jours.Prière de corriger ou de confirmer avec le QG. Incohérence!! Dans ce ménage, chaque individus consomme par jour 29.53041 Kg  de cereale; Prière de revoir les quantités prises de ces produits. Incohérence!! Dans ce ménage, chaque individus consomme par jour 29.53041 Kg  de cereale; Prière de revoir les quantités prises de ces produits. Incohérence!! Dans ce ménage, chaque individus consomme par jour 29.53041 Kg  de cereale; Prière de revoir les quantités prises de ces produits.</w:t>
+        <w:t>- Avertissement!!! Le ménage a consommé 36 Gousse Petit de Ail, cette quantité semble anormale pour une consommation des 7 derniers jours.Prière de corriger ou de confirmer avec le QG. Attention ! Le prix unitaire d'achat (16.66667 Fcfa) de Ail en Gousse (Petit) est relativement faible par rapport aux autres prix observés dans cette zone. Prière de corriger ou de confirmer avec le QG. Incohérence!! Dans ce ménage, chaque individus consomme par jour 55.45633 Kg  de cereale; Prière de revoir les quantités prises de ces produits. Incohérence!! Dans ce ménage, chaque individus consomme par jour 55.45633 Kg  de cereale; Prière de revoir les quantités prises de ces produits. Incohérence!! Dans ce ménage, chaque individus consomme par jour 55.45633 Kg  de cereale; Prière de revoir les quantités prises de ces produits.</w:t>
       </w:r>
     </w:p>
     <w:p>
@@ -1620,7 +1620,7 @@
         <w:br/>
         <w:t xml:space="preserve">- Peu probable! Emilienne KEITA  n'arrive pas  à comprendre un petit texte lu dans une langue locale (s02q03). Veuillez corriger ou donner des explications au QG. Peu probable! Emilienne KEITA  ne sait ni lire, ni écrire, ni comprendre dans aucune des langues  (s02q01,s02q02,s02q03). Veuillez corriger ou donner des explications au QG. </w:t>
         <w:br/>
-        <w:t xml:space="preserve">- Peu probable! Julbert Niampane KANTE  n'arrive pas  à comprendre un petit texte lu dans une langue locale (s02q03). Veuillez corriger ou donner des explications au QG. Peu probable! Julbert Niampane KANTE  ne sait ni lire, ni écrire, ni comprendre dans aucune des langues  (s02q01,s02q02,s02q03). Veuillez corriger ou donner des explications au QG. Peu plausible Julbert Niampane KANTE fréquente au minimum le fondamental 1 mais ne sait ni lire ni comprendre la langue française, prière de corriger ou de confirmer avec le QG merci. Le montant des frais pour les cahiers et autres matériels scolaires pour l'année scolaire de Julbert Niampane KANTE est de 0 FCFA, Julbert Niampane KANTE a fait comment pour payer ces cahiers et autres matériels scolaires (SAC, stylo, craie, ardoise, crayon...) ? prière de corriger. </w:t>
+        <w:t xml:space="preserve">- Peu probable! Julbert Niampane KANTE  n'arrive pas  à comprendre un petit texte lu dans une langue locale (s02q03). Veuillez corriger ou donner des explications au QG. Peu probable! Julbert Niampane KANTE  ne sait ni lire, ni écrire, ni comprendre dans aucune des langues  (s02q01,s02q02,s02q03). Veuillez corriger ou donner des explications au QG. Peu plausible Julbert Niampane KANTE fréquente au minimum le fondamental 1 mais ne sait ni lire ni comprendre la langue française, prière de corriger ou de confirmer avec le QG merci. Le montant des frais pour les cahiers et autres matériels scolaires pour l'année scolaire de Julbert Niampane KANTE est de 0 FCFA, Julbert Niampane KANTE a fait comment pour payer ces cahiers et autres matériels scolaires (SAC, stylo, craie, ardoise, crayon...) ? prière de corriger. Attention ! Le frais de scolarité (4000 Fcfa) de Julbert Niampane KANTE en 1ére année de Primaire est relativement élevé par rapport aux autres frais de scolarités observés dans cette zone. Prière de corriger ou de confirmer avec le QG. </w:t>
         <w:br/>
         <w:t xml:space="preserve">- Peu probable! Kaly KANTE  n'arrive pas  à comprendre un petit texte lu dans une langue locale (s02q03). Veuillez corriger ou donner des explications au QG. Peu probable! Kaly KANTE  ne sait ni lire, ni écrire, ni comprendre dans aucune des langues  (s02q01,s02q02,s02q03). Veuillez corriger ou donner des explications au QG. La raison principale que Kaly KANTE n'a pas fait des études dans une école formelle est ecole eloigné et semble exister dans les modalités, prière de prendre attache avec le QG pour plus d'explication afin de la classer bien. </w:t>
         <w:br/>
@@ -1689,7 +1689,7 @@
         <w:rPr>
           <w:sz w:val="20"/>
         </w:rPr>
-        <w:t>- Avertissement!!! Le ménage a consommé 15 Pièce Petit de Caramel, bonbons, confiseries, etc., cette quantité semble anormale pour une consommation des 7 derniers jours.Prière de corriger ou de confirmer avec le QG. Avertissement!!! Le ménage a consommé 7 Paquet Petit de Thé en sachet, cette quantité semble anormale pour une consommation des 7 derniers jours.Prière de corriger ou de confirmer avec le QG. Avertissement!! le prix unitaire (100 Fcfa) de Thé en sachet (unité: Paquet) de taille Petit est très faible ou élevé. Prière de corriger ou de confirmer avec le QG. Avertissement!!!Le ménage a consommé 50 Sachets de Petit de Sel  ce qui semble incoherent pour une consommation aucours des 7 derniers jours, prière de verifier et corriger. Avertissement!!! Le ménage a consommé 50 Sachets Petit de Sel, cette quantité semble anormale pour une consommation des 7 derniers jours.Prière de corriger ou de confirmer avec le QG. Le prix d'achat unitaire (1 Fcfa) de Sel en Sachets de taille Petit  est invraisemblable, prière de regarder les reponses prises dans les questions s07bq07a s07bq07b s07bq07c s07bq08 pour mieux corriger. Incohérence!! Dans ce ménage, chaque individus consomme par jour 34.05375 Kg  de cereale; Prière de revoir les quantités prises de ces produits. Incohérence!! Dans ce ménage, chaque individus consomme par jour 34.05375 Kg  de cereale; Prière de revoir les quantités prises de ces produits.</w:t>
+        <w:t>- Avertissement!!! Le ménage a consommé 15 Pièce Petit de Caramel, bonbons, confiseries, etc., cette quantité semble anormale pour une consommation des 7 derniers jours.Prière de corriger ou de confirmer avec le QG. Avertissement!!! Le ménage a consommé 7 Paquet Petit de Thé en sachet, cette quantité semble anormale pour une consommation des 7 derniers jours.Prière de corriger ou de confirmer avec le QG. Avertissement!! le prix unitaire (100 Fcfa) de Thé en sachet (unité: Paquet) de taille Petit est très faible ou élevé. Prière de corriger ou de confirmer avec le QG. Avertissement!!!Le ménage a consommé 50 Sachets de Petit de Sel  ce qui semble incoherent pour une consommation aucours des 7 derniers jours, prière de verifier et corriger. Avertissement!!! Le ménage a consommé 50 Sachets Petit de Sel, cette quantité semble anormale pour une consommation des 7 derniers jours.Prière de corriger ou de confirmer avec le QG. Le prix d'achat unitaire (1 Fcfa) de Sel en Sachets de taille Petit  est invraisemblable, prière de regarder les reponses prises dans les questions s07bq07a s07bq07b s07bq07c s07bq08 pour mieux corriger. Attention ! Le prix unitaire d'achat (1 Fcfa) de Sel en Sachets (Petit) est relativement faible par rapport aux autres prix observés dans cette zone. Prière de corriger ou de confirmer avec le QG. Incohérence!! Dans ce ménage, chaque individus consomme par jour 54.96893 Kg  de cereale; Prière de revoir les quantités prises de ces produits. Incohérence!! Dans ce ménage, chaque individus consomme par jour 54.96893 Kg  de cereale; Prière de revoir les quantités prises de ces produits.</w:t>
       </w:r>
     </w:p>
     <w:p>
@@ -2191,7 +2191,7 @@
         <w:br/>
         <w:t xml:space="preserve">- Peu probable! CAROLINE NIANDER CAMARA  n'arrive pas  à comprendre un petit texte lu dans une langue locale (s02q03). Veuillez corriger ou donner des explications au QG. Peu probable! CAROLINE NIANDER CAMARA  ne sait ni lire, ni écrire, ni comprendre dans aucune des langues  (s02q01,s02q02,s02q03). Veuillez corriger ou donner des explications au QG. </w:t>
         <w:br/>
-        <w:t xml:space="preserve">- Peu probable! CLÉMENT BOCAR KANTE  n'arrive pas  à comprendre un petit texte lu dans une langue locale (s02q03). Veuillez corriger ou donner des explications au QG. Peu probable! CLÉMENT BOCAR KANTE  ne sait ni lire, ni écrire, ni comprendre dans aucune des langues  (s02q01,s02q02,s02q03). Veuillez corriger ou donner des explications au QG. Peu plausible CLÉMENT BOCAR KANTE fréquente au minimum le fondamental 1 mais ne sait ni lire ni comprendre la langue française, prière de corriger ou de confirmer avec le QG merci.  Incohérence ! le montant payé de CLÉMENT BOCAR KANTE pour les frais de scolarité est très faible. veuillez, s'il vous plait, confirmer ces informations avec le QG ou apporter les corrections nécessaires. Incohérence!! La dépense liée à la cotisation de CLÉMENT BOCAR KANTE qui fréquente une école privée est supérieur aux frais de scolarités, les cotisations ne peuvent pas être supérieur  à la scolarisation. Prière de corriger ces cas.  Incohérence ! seulement les écoles gouvermentales paient les cotisations (Gouvernement, communauté, ONG ou organisation humanitaire). veuillez, s'il vous plait, confirmer cette information de CLÉMENT BOCAR KANTE avec le QG ou apporter les corrections nécessaires. Le montant des frais pour les cahiers et autres matériels scolaires pour l'année scolaire de CLÉMENT BOCAR KANTE est de 0 FCFA, CLÉMENT BOCAR KANTE a fait comment pour payer ces cahiers et autres matériels scolaires (SAC, stylo, craie, ardoise, crayon...) ? prière de corriger. Dans les milieux ruraux les frais d'uniformes de CLÉMENT BOCAR KANTE sont peut-être obligatoire et sont payés aussi dans les écoles privés, prière de verifier pour corriger ou confirmer avec le QG. </w:t>
+        <w:t xml:space="preserve">- Peu probable! CLÉMENT BOCAR KANTE  n'arrive pas  à comprendre un petit texte lu dans une langue locale (s02q03). Veuillez corriger ou donner des explications au QG. Peu probable! CLÉMENT BOCAR KANTE  ne sait ni lire, ni écrire, ni comprendre dans aucune des langues  (s02q01,s02q02,s02q03). Veuillez corriger ou donner des explications au QG. Peu plausible CLÉMENT BOCAR KANTE fréquente au minimum le fondamental 1 mais ne sait ni lire ni comprendre la langue française, prière de corriger ou de confirmer avec le QG merci.  Incohérence ! le montant payé de CLÉMENT BOCAR KANTE pour les frais de scolarité est très faible. veuillez, s'il vous plait, confirmer ces informations avec le QG ou apporter les corrections nécessaires. Incohérence!! La dépense liée à la cotisation de CLÉMENT BOCAR KANTE qui fréquente une école privée est supérieur aux frais de scolarités, les cotisations ne peuvent pas être supérieur  à la scolarisation. Prière de corriger ces cas.  Incohérence ! seulement les écoles gouvermentales paient les cotisations (Gouvernement, communauté, ONG ou organisation humanitaire). veuillez, s'il vous plait, confirmer cette information de CLÉMENT BOCAR KANTE avec le QG ou apporter les corrections nécessaires. Le montant des frais pour les cahiers et autres matériels scolaires pour l'année scolaire de CLÉMENT BOCAR KANTE est de 0 FCFA, CLÉMENT BOCAR KANTE a fait comment pour payer ces cahiers et autres matériels scolaires (SAC, stylo, craie, ardoise, crayon...) ? prière de corriger. Dans les milieux ruraux les frais d'uniformes de CLÉMENT BOCAR KANTE sont peut-être obligatoire et sont payés aussi dans les écoles privés, prière de verifier pour corriger ou confirmer avec le QG. Attention ! Le frais de scolarité (4000 Fcfa) de CLÉMENT BOCAR KANTE en 1ére année de Primaire est relativement élevé par rapport aux autres frais de scolarités observés dans cette zone. Prière de corriger ou de confirmer avec le QG. </w:t>
         <w:br/>
         <w:t xml:space="preserve">- Peu probable! CLÉMENT KANTE  n'arrive pas  à comprendre un petit texte lu dans une langue locale (s02q03). Veuillez corriger ou donner des explications au QG. Peu probable! CLÉMENT KANTE  ne sait ni lire, ni écrire, ni comprendre dans aucune des langues  (s02q01,s02q02,s02q03). Veuillez corriger ou donner des explications au QG. </w:t>
         <w:br/>
@@ -2311,7 +2311,7 @@
         <w:rPr>
           <w:sz w:val="20"/>
         </w:rPr>
-        <w:t>- La dernière fois que vous avez acheté Yaourt est Boutique d'une autre localité et semble exister dans les modalités, prière de prendre attache avec le QG pour plus d'explication afin de la classer bien. Attention ! Le prix unitaire d'achat (150 Fcfa) de Poivre en Sachets (Petit) est relativement élevé par rapport aux autres prix observés dans cette zone. Prière de corriger ou de confirmer avec le QG. Avertissement!!! Le ménage a consommé 36 Pièce Petit de Aubergine sauvage , cette quantité semble anormale pour une consommation des 7 derniers jours.Prière de corriger ou de confirmer avec le QG. Avertissement!!!Le ménage a consommé 51 Cube de Petit de Cube alimentaire (Maggi, Jumbo, )  ce qui semble incoherent pour une consommation aucours des 7 derniers jours, prière de verifier et corriger. Avertissement!!! Le ménage a consommé 51 Cube Petit de Cube alimentaire (Maggi, Jumbo, ), cette quantité semble anormale pour une consommation des 7 derniers jours.Prière de corriger ou de confirmer avec le QG. Avertissement!!!Le ménage a consommé 54 Gousse de Petit de Ail  ce qui semble incoherent pour une consommation aucours des 7 derniers jours, prière de verifier et corriger. Avertissement!!! Le ménage a consommé 54 Gousse Petit de Ail, cette quantité semble anormale pour une consommation des 7 derniers jours.Prière de corriger ou de confirmer avec le QG. Incohérence!! Dans ce ménage, chaque individus consomme par jour 13.30882 Kg  de cereale; Prière de revoir les quantités prises de ces produits. Incohérence!! Dans ce ménage, chaque individus consomme par jour 13.30882 Kg  de cereale; Prière de revoir les quantités prises de ces produits. Incohérence!! Dans ce ménage, chaque individus consomme par jour 13.30882 Kg  de cereale; Prière de revoir les quantités prises de ces produits.</w:t>
+        <w:t>- La dernière fois que vous avez acheté Yaourt est Boutique d'une autre localité et semble exister dans les modalités, prière de prendre attache avec le QG pour plus d'explication afin de la classer bien. Attention ! Le prix unitaire d'achat (150 Fcfa) de Poivre en Sachets (Petit) est relativement élevé par rapport aux autres prix observés dans cette zone. Prière de corriger ou de confirmer avec le QG. Avertissement!!! Le ménage a consommé 36 Pièce Petit de Aubergine sauvage , cette quantité semble anormale pour une consommation des 7 derniers jours.Prière de corriger ou de confirmer avec le QG. Avertissement!!!Le ménage a consommé 51 Cube de Petit de Cube alimentaire (Maggi, Jumbo, )  ce qui semble incoherent pour une consommation aucours des 7 derniers jours, prière de verifier et corriger. Avertissement!!! Le ménage a consommé 51 Cube Petit de Cube alimentaire (Maggi, Jumbo, ), cette quantité semble anormale pour une consommation des 7 derniers jours.Prière de corriger ou de confirmer avec le QG. Avertissement!!!Le ménage a consommé 54 Gousse de Petit de Ail  ce qui semble incoherent pour une consommation aucours des 7 derniers jours, prière de verifier et corriger. Avertissement!!! Le ménage a consommé 54 Gousse Petit de Ail, cette quantité semble anormale pour une consommation des 7 derniers jours.Prière de corriger ou de confirmer avec le QG. Attention ! Le prix unitaire d'achat (16.66667 Fcfa) de Ail en Gousse (Petit) est relativement faible par rapport aux autres prix observés dans cette zone. Prière de corriger ou de confirmer avec le QG. Incohérence!! Dans ce ménage, chaque individus consomme par jour 22.52311 Kg  de cereale; Prière de revoir les quantités prises de ces produits. Incohérence!! Dans ce ménage, chaque individus consomme par jour 22.52311 Kg  de cereale; Prière de revoir les quantités prises de ces produits. Incohérence!! Dans ce ménage, chaque individus consomme par jour 22.52311 Kg  de cereale; Prière de revoir les quantités prises de ces produits.</w:t>
       </w:r>
     </w:p>
     <w:p>
@@ -3077,7 +3077,7 @@
         <w:rPr>
           <w:sz w:val="20"/>
         </w:rPr>
-        <w:t>- Avertissement!! le prix unitaire (100 Fcfa) de Thé en sachet (unité: Sachets) de taille Tres petit est très faible ou élevé. Prière de corriger ou de confirmer avec le QG. Avertissement!!! Le ménage a consommé 37 Cuillère Petit de Sel, cette quantité semble anormale pour une consommation des 7 derniers jours.Prière de corriger ou de confirmer avec le QG.  La dernière fois que vous avez acheté Sel est Vendeuse de légumes à table et semble exister dans les modalités, prière de prendre attache avec le QG pour plus d'explication afin de la classer bien. Incohérence!! Dans ce ménage, chaque individus consomme par jour 37.44191 Kg  de cereale; Prière de revoir les quantités prises de ces produits. Incohérence!! Dans ce ménage, chaque individus consomme par jour 37.44191 Kg  de cereale; Prière de revoir les quantités prises de ces produits. Incohérence!! Dans ce ménage, chaque individus consomme par jour 37.44191 Kg  de cereale; Prière de revoir les quantités prises de ces produits.</w:t>
+        <w:t>- Avertissement!! le prix unitaire (100 Fcfa) de Thé en sachet (unité: Sachets) de taille Tres petit est très faible ou élevé. Prière de corriger ou de confirmer avec le QG. Avertissement!!! Le ménage a consommé 37 Cuillère Petit de Sel, cette quantité semble anormale pour une consommation des 7 derniers jours.Prière de corriger ou de confirmer avec le QG.  La dernière fois que vous avez acheté Sel est Vendeuse de légumes à table et semble exister dans les modalités, prière de prendre attache avec le QG pour plus d'explication afin de la classer bien. Incohérence!! Dans ce ménage, chaque individus consomme par jour 66.18857 Kg  de cereale; Prière de revoir les quantités prises de ces produits. Incohérence!! Dans ce ménage, chaque individus consomme par jour 66.18857 Kg  de cereale; Prière de revoir les quantités prises de ces produits. Incohérence!! Dans ce ménage, chaque individus consomme par jour 66.18857 Kg  de cereale; Prière de revoir les quantités prises de ces produits.</w:t>
       </w:r>
     </w:p>
     <w:p>
@@ -3662,7 +3662,7 @@
         <w:rPr>
           <w:sz w:val="20"/>
         </w:rPr>
-        <w:t>- Avertissement!!! Le ménage a consommé 7 Paquet Petit de Thé en sachet, cette quantité semble anormale pour une consommation des 7 derniers jours.Prière de corriger ou de confirmer avec le QG. Avertissement!! le prix unitaire (100 Fcfa) de Thé en sachet (unité: Paquet) de taille Petit est très faible ou élevé. Prière de corriger ou de confirmer avec le QG. Avertissement!!!Le ménage a consommé 50 Morceau (Portion) de Petit de Ail  ce qui semble incoherent pour une consommation aucours des 7 derniers jours, prière de verifier et corriger. Avertissement!!! Le ménage a consommé 50 Morceau (Portion) Petit de Ail, cette quantité semble anormale pour une consommation des 7 derniers jours.Prière de corriger ou de confirmer avec le QG. Incohérence!! Dans ce ménage, chaque individus consomme par jour 32.47265 Kg  de cereale; Prière de revoir les quantités prises de ces produits. Le prix d'achat unitaire (1 Fcfa) de Sel en Sachets de taille Moyen  est invraisemblable, prière de regarder les reponses prises dans les questions s07bq07a s07bq07b s07bq07c s07bq08 pour mieux corriger. Attention ! Le prix unitaire d'achat (1 Fcfa) de Sel en Sachets (Moyen) est relativement faible par rapport aux autres prix observés dans cette zone. Prière de corriger ou de confirmer avec le QG.</w:t>
+        <w:t>- Avertissement!!! Le ménage a consommé 7 Paquet Petit de Thé en sachet, cette quantité semble anormale pour une consommation des 7 derniers jours.Prière de corriger ou de confirmer avec le QG. Avertissement!! le prix unitaire (100 Fcfa) de Thé en sachet (unité: Paquet) de taille Petit est très faible ou élevé. Prière de corriger ou de confirmer avec le QG. Avertissement!!!Le ménage a consommé 50 Morceau (Portion) de Petit de Ail  ce qui semble incoherent pour une consommation aucours des 7 derniers jours, prière de verifier et corriger. Avertissement!!! Le ménage a consommé 50 Morceau (Portion) Petit de Ail, cette quantité semble anormale pour une consommation des 7 derniers jours.Prière de corriger ou de confirmer avec le QG. Incohérence!! Dans ce ménage, chaque individus consomme par jour 61.56184 Kg  de cereale; Prière de revoir les quantités prises de ces produits. Le prix d'achat unitaire (1 Fcfa) de Sel en Sachets de taille Moyen  est invraisemblable, prière de regarder les reponses prises dans les questions s07bq07a s07bq07b s07bq07c s07bq08 pour mieux corriger. Attention ! Le prix unitaire d'achat (1 Fcfa) de Sel en Sachets (Moyen) est relativement faible par rapport aux autres prix observés dans cette zone. Prière de corriger ou de confirmer avec le QG.</w:t>
       </w:r>
     </w:p>
     <w:p>
@@ -4228,7 +4228,7 @@
         <w:br/>
         <w:t xml:space="preserve">- Peu probable! lamine Diallo  n'arrive pas  à comprendre un petit texte lu dans une langue locale (s02q03). Veuillez corriger ou donner des explications au QG. Peu probable! lamine Diallo  ne sait ni lire, ni écrire, ni comprendre dans aucune des langues  (s02q01,s02q02,s02q03). Veuillez corriger ou donner des explications au QG. </w:t>
         <w:br/>
-        <w:t>- Peu probable! ousmane Diallo  n'arrive pas  à comprendre un petit texte lu dans une langue locale (s02q03). Veuillez corriger ou donner des explications au QG. Attention ! Le frais de scolarité (7000 Fcfa) de ousmane Diallo en 1ére année de Secondaire 1 (Moyen) Général est relativement élevé par rapport aux autres frais de scolarités observés dans cette zone. Prière de corriger ou de confirmer avec le QG.</w:t>
+        <w:t>- Peu probable! ousmane Diallo  n'arrive pas  à comprendre un petit texte lu dans une langue locale (s02q03). Veuillez corriger ou donner des explications au QG.</w:t>
       </w:r>
     </w:p>
     <w:p>
@@ -4312,7 +4312,7 @@
         <w:rPr>
           <w:sz w:val="20"/>
         </w:rPr>
-        <w:t>- Avertissement!!! Le ménage a consommé 13 Sachets Petit de Sucre en poudre , cette quantité semble anormale pour une consommation des 7 derniers jours.Prière de corriger ou de confirmer avec le QG. Attention ! Le prix unitaire d'achat (50 Fcfa) de Sucre en poudre  en Sachets (Petit) est relativement faible par rapport aux autres prix observés dans cette zone. Prière de corriger ou de confirmer avec le QG. Avertissement!!! Le ménage a consommé 7 Paquet Petit de Thé en sachet, cette quantité semble anormale pour une consommation des 7 derniers jours.Prière de corriger ou de confirmer avec le QG. Avertissement!! le prix unitaire (100 Fcfa) de Thé en sachet (unité: Paquet) de taille Petit est très faible ou élevé. Prière de corriger ou de confirmer avec le QG. Incohérence!! Dans ce ménage, chaque individus consomme par jour 26.96381 Kg  de cereale; Prière de revoir les quantités prises de ces produits. Incohérence!! Dans ce ménage, chaque individus consomme par jour 26.96381 Kg  de cereale; Prière de revoir les quantités prises de ces produits. Le prix d'achat unitaire (1 Fcfa) de Piment séché en Sachets de taille Petit  est invraisemblable, prière de regarder les reponses prises dans les questions s07bq07a s07bq07b s07bq07c s07bq08 pour mieux corriger. Attention ! Le prix unitaire d'achat (1 Fcfa) de Piment séché en Sachets (Petit) est relativement faible par rapport aux autres prix observés dans cette zone. Prière de corriger ou de confirmer avec le QG.</w:t>
+        <w:t>- Avertissement!!! Le ménage a consommé 13 Sachets Petit de Sucre en poudre , cette quantité semble anormale pour une consommation des 7 derniers jours.Prière de corriger ou de confirmer avec le QG. Attention ! Le prix unitaire d'achat (50 Fcfa) de Sucre en poudre  en Sachets (Petit) est relativement faible par rapport aux autres prix observés dans cette zone. Prière de corriger ou de confirmer avec le QG. Avertissement!!! Le ménage a consommé 7 Paquet Petit de Thé en sachet, cette quantité semble anormale pour une consommation des 7 derniers jours.Prière de corriger ou de confirmer avec le QG. Avertissement!! le prix unitaire (100 Fcfa) de Thé en sachet (unité: Paquet) de taille Petit est très faible ou élevé. Prière de corriger ou de confirmer avec le QG. Incohérence!! Dans ce ménage, chaque individus consomme par jour 43.73111 Kg  de cereale; Prière de revoir les quantités prises de ces produits. Incohérence!! Dans ce ménage, chaque individus consomme par jour 43.73111 Kg  de cereale; Prière de revoir les quantités prises de ces produits. Le prix d'achat unitaire (1 Fcfa) de Piment séché en Sachets de taille Petit  est invraisemblable, prière de regarder les reponses prises dans les questions s07bq07a s07bq07b s07bq07c s07bq08 pour mieux corriger.</w:t>
       </w:r>
     </w:p>
     <w:p>
@@ -4924,7 +4924,7 @@
         <w:rPr>
           <w:sz w:val="20"/>
         </w:rPr>
-        <w:t>- Avertissement!!! Le ménage a consommé 14 Sachets Petit de Sucre en poudre , cette quantité semble anormale pour une consommation des 7 derniers jours.Prière de corriger ou de confirmer avec le QG. Avertissement!!! Le ménage a consommé 7 Paquet Petit de Thé en sachet, cette quantité semble anormale pour une consommation des 7 derniers jours.Prière de corriger ou de confirmer avec le QG. Avertissement!! le prix unitaire (100 Fcfa) de Thé en sachet (unité: Paquet) de taille Petit est très faible ou élevé. Prière de corriger ou de confirmer avec le QG. Incohérence!! Dans ce ménage, chaque individus consomme par jour 33.09143 Kg  de cereale; Prière de revoir les quantités prises de ces produits. Incohérence!! Dans ce ménage, chaque individus consomme par jour 33.09143 Kg  de cereale; Prière de revoir les quantités prises de ces produits.</w:t>
+        <w:t>- Attention ! Le prix unitaire d'achat (200 Fcfa) de Aubergine sauvage  en Tas (Petit) est relativement élevé par rapport aux autres prix observés dans cette zone. Prière de corriger ou de confirmer avec le QG. Avertissement!!! Le ménage a consommé 14 Sachets Petit de Sucre en poudre , cette quantité semble anormale pour une consommation des 7 derniers jours.Prière de corriger ou de confirmer avec le QG. Avertissement!!! Le ménage a consommé 7 Paquet Petit de Thé en sachet, cette quantité semble anormale pour une consommation des 7 derniers jours.Prière de corriger ou de confirmer avec le QG. Avertissement!! le prix unitaire (100 Fcfa) de Thé en sachet (unité: Paquet) de taille Petit est très faible ou élevé. Prière de corriger ou de confirmer avec le QG. Incohérence!! Dans ce ménage, chaque individus consomme par jour 57.24768 Kg  de cereale; Prière de revoir les quantités prises de ces produits. Incohérence!! Dans ce ménage, chaque individus consomme par jour 57.24768 Kg  de cereale; Prière de revoir les quantités prises de ces produits.</w:t>
       </w:r>
     </w:p>
     <w:p>
@@ -5011,6 +5011,27 @@
           <w:sz w:val="20"/>
         </w:rPr>
         <w:t>- La pourcentage de la superficie qui reste à recolter ne doit pas être égale à 0 et superieur à 100, Veuillez corriger cette partie (s16Cq12).</w:t>
+      </w:r>
+    </w:p>
+    <w:p>
+      <w:r>
+        <w:rPr>
+          <w:b/>
+          <w:color w:val="4672C4"/>
+          <w:sz w:val="22"/>
+        </w:rPr>
+        <w:t>&gt;&gt; Section17 - Elevage</w:t>
+      </w:r>
+    </w:p>
+    <w:p>
+      <w:pPr>
+        <w:ind w:left="283"/>
+      </w:pPr>
+      <w:r>
+        <w:rPr>
+          <w:sz w:val="20"/>
+        </w:rPr>
+        <w:t>- Attention ! Le ménage a vendu 0 Caprins (Chèvres) à . donc un prix unitaire d'achat (60000 Fcfa) qui  est relativement elevé par rapport aux autres prix observés dans cette zone. Prière de corriger ou de confirmer avec le QG.</w:t>
       </w:r>
     </w:p>
     <w:p>
@@ -5569,7 +5590,7 @@
         <w:rPr>
           <w:sz w:val="20"/>
         </w:rPr>
-        <w:t>- Avertissement!!! Le ménage a consommé 16 Sachets Petit de Sucre en poudre , cette quantité semble anormale pour une consommation des 7 derniers jours.Prière de corriger ou de confirmer avec le QG. Avertissement!!! Le ménage a consommé 8 Paquet Petit de Thé en sachet, cette quantité semble anormale pour une consommation des 7 derniers jours.Prière de corriger ou de confirmer avec le QG. Avertissement!! le prix unitaire (100 Fcfa) de Thé en sachet (unité: Paquet) de taille Petit est très faible ou élevé. Prière de corriger ou de confirmer avec le QG. Incohérence!! Dans ce ménage, chaque individus consomme par jour 21.50275 Kg  de cereale; Prière de revoir les quantités prises de ces produits. Incohérence!! Dans ce ménage, chaque individus consomme par jour 21.50275 Kg  de cereale; Prière de revoir les quantités prises de ces produits. Incohérence!! Dans ce ménage, chaque individus consomme par jour 21.50275 Kg  de cereale; Prière de revoir les quantités prises de ces produits.</w:t>
+        <w:t>- Avertissement!!! Le ménage a consommé 16 Sachets Petit de Sucre en poudre , cette quantité semble anormale pour une consommation des 7 derniers jours.Prière de corriger ou de confirmer avec le QG. Avertissement!!! Le ménage a consommé 8 Paquet Petit de Thé en sachet, cette quantité semble anormale pour une consommation des 7 derniers jours.Prière de corriger ou de confirmer avec le QG. Avertissement!! le prix unitaire (100 Fcfa) de Thé en sachet (unité: Paquet) de taille Petit est très faible ou élevé. Prière de corriger ou de confirmer avec le QG. Incohérence!! Dans ce ménage, chaque individus consomme par jour 34.71154 Kg  de cereale; Prière de revoir les quantités prises de ces produits. Incohérence!! Dans ce ménage, chaque individus consomme par jour 34.71154 Kg  de cereale; Prière de revoir les quantités prises de ces produits. Incohérence!! Dans ce ménage, chaque individus consomme par jour 34.71154 Kg  de cereale; Prière de revoir les quantités prises de ces produits.</w:t>
       </w:r>
     </w:p>
     <w:p>
@@ -6243,7 +6264,7 @@
         <w:rPr>
           <w:sz w:val="20"/>
         </w:rPr>
-        <w:t>- Avertissement!!! Le ménage a consommé 7 Paquet Petit de Thé en sachet, cette quantité semble anormale pour une consommation des 7 derniers jours.Prière de corriger ou de confirmer avec le QG. Avertissement!! le prix unitaire (100 Fcfa) de Thé en sachet (unité: Paquet) de taille Petit est très faible ou élevé. Prière de corriger ou de confirmer avec le QG. Incohérence!! Dans ce ménage, chaque individus consomme par jour 16.03703 Kg  de cereale; Prière de revoir les quantités prises de ces produits.</w:t>
+        <w:t>- Attention ! Le prix unitaire d'achat (50 Fcfa) de Oignon frais en Pièce (Moyen) est relativement faible par rapport aux autres prix observés dans cette zone. Prière de corriger ou de confirmer avec le QG. Avertissement!!! Le ménage a consommé 7 Paquet Petit de Thé en sachet, cette quantité semble anormale pour une consommation des 7 derniers jours.Prière de corriger ou de confirmer avec le QG. Avertissement!! le prix unitaire (100 Fcfa) de Thé en sachet (unité: Paquet) de taille Petit est très faible ou élevé. Prière de corriger ou de confirmer avec le QG. Incohérence!! Dans ce ménage, chaque individus consomme par jour 31.23758 Kg  de cereale; Prière de revoir les quantités prises de ces produits.</w:t>
       </w:r>
     </w:p>
     <w:p>
@@ -6285,8 +6306,6 @@
         <w:rPr>
           <w:sz w:val="20"/>
         </w:rPr>
-        <w:t xml:space="preserve">- Attention ! Moto/Vélomoteur/Tricycle à moteur a été achété à 1080000 Fcfa est relativement élevé par rapport aux autres prix d'achat observés dans cette zone. Prière de corriger ou de confirmer avec le QG. </w:t>
-        <w:br/>
         <w:t xml:space="preserve">- Le prix de revente de l'article  Bicyclette, vélo de course ne doit pas être égal 0 même si le ménage l'a reçu en cadeau prière de leurs aider à faire une estimations. </w:t>
         <w:br/>
         <w:t>- Le prix de revente de l'article  Tapis ne doit pas être égal 0 même si le ménage l'a reçu en cadeau prière de leurs aider à faire une estimations.</w:t>
@@ -6873,7 +6892,7 @@
         <w:rPr>
           <w:sz w:val="20"/>
         </w:rPr>
-        <w:t>- Avertissement!!! Le ménage a consommé 11 Sachets Petit de Sucre en poudre , cette quantité semble anormale pour une consommation des 7 derniers jours.Prière de corriger ou de confirmer avec le QG. Avertissement!!! Le ménage a consommé 14 Pièce Petit de Caramel, bonbons, confiseries, etc., cette quantité semble anormale pour une consommation des 7 derniers jours.Prière de corriger ou de confirmer avec le QG. Avertissement!!! Le ménage a consommé 7 Paquet Petit de Thé en sachet, cette quantité semble anormale pour une consommation des 7 derniers jours.Prière de corriger ou de confirmer avec le QG. Avertissement!! le prix unitaire (100 Fcfa) de Thé en sachet (unité: Paquet) de taille Petit est très faible ou élevé. Prière de corriger ou de confirmer avec le QG. Incohérence!! Dans ce ménage, chaque individus consomme par jour 22.49444 Kg  de cereale; Prière de revoir les quantités prises de ces produits. Incohérence!! Dans ce ménage, chaque individus consomme par jour 22.49444 Kg  de cereale; Prière de revoir les quantités prises de ces produits. Attention ! Soupçons de quantité anormale! Le ménage de MAMADOU TOUNKARA avec une taille de 9 personnes a consommé 14 Kg en taille unique de Maïs en grain qui est relativement élevé comme consommation par rapport à la condition de vie des autres ménages de même taille dans cette zone. Prière de corriger ou de confirmer avec le QG.</w:t>
+        <w:t>- Attention ! Le prix unitaire d'achat (50 Fcfa) de Sel en Sachets (Petit) est relativement faible par rapport aux autres prix observés dans cette zone. Prière de corriger ou de confirmer avec le QG. Avertissement!!! Le ménage a consommé 11 Sachets Petit de Sucre en poudre , cette quantité semble anormale pour une consommation des 7 derniers jours.Prière de corriger ou de confirmer avec le QG. Avertissement!!! Le ménage a consommé 14 Pièce Petit de Caramel, bonbons, confiseries, etc., cette quantité semble anormale pour une consommation des 7 derniers jours.Prière de corriger ou de confirmer avec le QG. Avertissement!!! Le ménage a consommé 7 Paquet Petit de Thé en sachet, cette quantité semble anormale pour une consommation des 7 derniers jours.Prière de corriger ou de confirmer avec le QG. Avertissement!! le prix unitaire (100 Fcfa) de Thé en sachet (unité: Paquet) de taille Petit est très faible ou élevé. Prière de corriger ou de confirmer avec le QG. Incohérence!! Dans ce ménage, chaque individus consomme par jour 41.43651 Kg  de cereale; Prière de revoir les quantités prises de ces produits. Incohérence!! Dans ce ménage, chaque individus consomme par jour 41.43651 Kg  de cereale; Prière de revoir les quantités prises de ces produits.</w:t>
       </w:r>
     </w:p>
     <w:p>
@@ -7003,7 +7022,7 @@
         <w:rPr>
           <w:sz w:val="20"/>
         </w:rPr>
-        <w:t>- Le ménage a mis en location Semoir à d’autres ménages au cours des 12 derniers mois mais qu'il a reçu 0 FCFA, prière de fournir d'effort pour estimer la valeur reçue après location. Le ménage a mis en location Semoir à d’autres ménages au cours des 12 derniers mois et a reçu (0 FCFA) qui semble élevé ou faible, prière de corriger ou confirmer auprès du QG. Attention ! Semoir a été revendu à 25000 Fcfa qui est relativement élevé par rapport aux autres prix de revente observés dans cette zone. Prière de corriger ou de confirmer avec le QG.</w:t>
+        <w:t>- Le ménage a mis en location Semoir à d’autres ménages au cours des 12 derniers mois mais qu'il a reçu 0 FCFA, prière de fournir d'effort pour estimer la valeur reçue après location. Le ménage a mis en location Semoir à d’autres ménages au cours des 12 derniers mois et a reçu (0 FCFA) qui semble élevé ou faible, prière de corriger ou confirmer auprès du QG.</w:t>
       </w:r>
     </w:p>
     <w:p>
@@ -7453,7 +7472,7 @@
         <w:rPr>
           <w:sz w:val="20"/>
         </w:rPr>
-        <w:t>- Avertissement!!! Le ménage a consommé 13 Sachets Petit de Sucre en poudre , cette quantité semble anormale pour une consommation des 7 derniers jours.Prière de corriger ou de confirmer avec le QG. Avertissement!!! Le ménage a consommé 7 Paquet Petit de Thé en sachet, cette quantité semble anormale pour une consommation des 7 derniers jours.Prière de corriger ou de confirmer avec le QG. Avertissement!! le prix unitaire (100 Fcfa) de Thé en sachet (unité: Paquet) de taille Petit est très faible ou élevé. Prière de corriger ou de confirmer avec le QG. Incohérence!! Dans ce ménage, chaque individus consomme par jour 21.33429 Kg  de cereale; Prière de revoir les quantités prises de ces produits. Incohérence!! Dans ce ménage, chaque individus consomme par jour 21.33429 Kg  de cereale; Prière de revoir les quantités prises de ces produits. Incohérence!! Dans ce ménage, chaque individus consomme par jour 21.33429 Kg  de cereale; Prière de revoir les quantités prises de ces produits.</w:t>
+        <w:t>- Avertissement!!! Le ménage a consommé 13 Sachets Petit de Sucre en poudre , cette quantité semble anormale pour une consommation des 7 derniers jours.Prière de corriger ou de confirmer avec le QG. Avertissement!!! Le ménage a consommé 7 Paquet Petit de Thé en sachet, cette quantité semble anormale pour une consommation des 7 derniers jours.Prière de corriger ou de confirmer avec le QG. Avertissement!! le prix unitaire (100 Fcfa) de Thé en sachet (unité: Paquet) de taille Petit est très faible ou élevé. Prière de corriger ou de confirmer avec le QG. Incohérence!! Dans ce ménage, chaque individus consomme par jour 54.96571 Kg  de cereale; Prière de revoir les quantités prises de ces produits. Incohérence!! Dans ce ménage, chaque individus consomme par jour 54.96571 Kg  de cereale; Prière de revoir les quantités prises de ces produits. Incohérence!! Dans ce ménage, chaque individus consomme par jour 54.96571 Kg  de cereale; Prière de revoir les quantités prises de ces produits.</w:t>
       </w:r>
     </w:p>
     <w:p>
@@ -8067,7 +8086,7 @@
         <w:rPr>
           <w:sz w:val="20"/>
         </w:rPr>
-        <w:t>- La dernière fois que vous avez acheté Ail est vendeuse de légumes (table) et semble exister dans les modalités, prière de prendre attache avec le QG pour plus d'explication afin de la classer bien.  La dernière fois que vous avez acheté Aubergine sauvage  est Vendeuse de légumes et semble exister dans les modalités, prière de prendre attache avec le QG pour plus d'explication afin de la classer bien.  La dernière fois que vous avez acheté Feuilles de  Haricot est vendeuse de légumes et semble exister dans les modalités, prière de prendre attache avec le QG pour plus d'explication afin de la classer bien.  La dernière fois que vous avez acheté Orange  est Vendeur d'orange et semble exister dans les modalités, prière de prendre attache avec le QG pour plus d'explication afin de la classer bien.  La dernière fois que vous avez acheté Piment frais est Vendeuse de légumes (table) et semble exister dans les modalités, prière de prendre attache avec le QG pour plus d'explication afin de la classer bien.  La dernière fois que vous avez acheté Pâte d'arachide est Vendeuse De légumes et semble exister dans les modalités, prière de prendre attache avec le QG pour plus d'explication afin de la classer bien. Attention ! Le prix unitaire d'achat (125 Fcfa) de Concentré de tomate en Sachets industriel (Petit) est relativement faible par rapport aux autres prix observés dans cette zone. Prière de corriger ou de confirmer avec le QG. Avertissement!! le prix unitaire (100 Fcfa) de Thé en sachet (unité: Sachets) de taille Tres petit est très faible ou élevé. Prière de corriger ou de confirmer avec le QG. Incohérence!! Dans ce ménage, chaque individus consomme par jour 53.47571 Kg  de cereale; Prière de revoir les quantités prises de ces produits.</w:t>
+        <w:t>- La dernière fois que vous avez acheté Aubergine sauvage  est Vendeuse de légumes et semble exister dans les modalités, prière de prendre attache avec le QG pour plus d'explication afin de la classer bien.  La dernière fois que vous avez acheté Feuilles de  Haricot est vendeuse de légumes et semble exister dans les modalités, prière de prendre attache avec le QG pour plus d'explication afin de la classer bien.  La dernière fois que vous avez acheté Orange  est Vendeur d'orange et semble exister dans les modalités, prière de prendre attache avec le QG pour plus d'explication afin de la classer bien.  La dernière fois que vous avez acheté Piment frais est Vendeuse de légumes (table) et semble exister dans les modalités, prière de prendre attache avec le QG pour plus d'explication afin de la classer bien.  La dernière fois que vous avez acheté Pâte d'arachide est Vendeuse De légumes et semble exister dans les modalités, prière de prendre attache avec le QG pour plus d'explication afin de la classer bien. Attention ! Le prix unitaire d'achat (12.5 Fcfa) de Ail en Gousse (Petit) est relativement faible par rapport aux autres prix observés dans cette zone. Prière de corriger ou de confirmer avec le QG.  La dernière fois que vous avez acheté Ail est vendeuse de légumes (table) et semble exister dans les modalités, prière de prendre attache avec le QG pour plus d'explication afin de la classer bien. Avertissement!! le prix unitaire (100 Fcfa) de Thé en sachet (unité: Sachets) de taille Tres petit est très faible ou élevé. Prière de corriger ou de confirmer avec le QG. Incohérence!! Dans ce ménage, chaque individus consomme par jour 95.28143 Kg  de cereale; Prière de revoir les quantités prises de ces produits.</w:t>
       </w:r>
     </w:p>
     <w:p>
@@ -8216,6 +8235,8 @@
         <w:rPr>
           <w:sz w:val="20"/>
         </w:rPr>
+        <w:t xml:space="preserve">- Attention ! Houe/daba/hilaire a été revendu à 2500 Fcfa qui est relativement élevé par rapport aux autres prix de revente observés dans cette zone. Prière de corriger ou de confirmer avec le QG. </w:t>
+        <w:br/>
         <w:t>- Attention ! Machette a été revendu à 5000 Fcfa qui est relativement élevé par rapport aux autres prix de revente observés dans cette zone. Prière de corriger ou de confirmer avec le QG.</w:t>
       </w:r>
     </w:p>
